--- a/Introduccion a la Ingenieria/Kit docente/Clase 14/Solucion Taller Clase 14 - Guion de la presentacion final.docx
+++ b/Introduccion a la Ingenieria/Kit docente/Clase 14/Solucion Taller Clase 14 - Guion de la presentacion final.docx
@@ -38,6 +38,7 @@
       <w:r>
         <w:rPr>
           <w:rFonts w:ascii="Consolas" w:hAnsi="Consolas"/>
+          <w:b w:val="0"/>
           <w:i/>
           <w:color w:val="111111"/>
           <w:sz w:val="20"/>
@@ -2716,11 +2717,12 @@
       </w:pPr>
       <w:r>
         <w:rPr>
+          <w:rFonts w:ascii="Consolas" w:hAnsi="Consolas"/>
           <w:b/>
-          <w:color w:val="4A4A49"/>
-          <w:sz w:val="22"/>
+          <w:color w:val="111111"/>
+          <w:sz w:val="21"/>
         </w:rPr>
-        <w:t>`Presentacion final.pdf`</w:t>
+        <w:t>Presentacion final.pdf</w:t>
       </w:r>
       <w:r>
         <w:rPr>
@@ -2737,11 +2739,20 @@
       </w:pPr>
       <w:r>
         <w:rPr>
+          <w:rFonts w:ascii="Consolas" w:hAnsi="Consolas"/>
+          <w:b/>
+          <w:color w:val="111111"/>
+          <w:sz w:val="21"/>
+        </w:rPr>
+        <w:t>Capturas/</w:t>
+      </w:r>
+      <w:r>
+        <w:rPr>
           <w:b/>
           <w:color w:val="4A4A49"/>
           <w:sz w:val="22"/>
         </w:rPr>
-        <w:t>`Capturas/` con seis imágenes numeradas</w:t>
+        <w:t xml:space="preserve"> con seis imágenes numeradas</w:t>
       </w:r>
       <w:r>
         <w:rPr>

--- a/Introduccion a la Ingenieria/Kit docente/Clase 14/Solucion Taller Clase 14 - Guion de la presentacion final.docx
+++ b/Introduccion a la Ingenieria/Kit docente/Clase 14/Solucion Taller Clase 14 - Guion de la presentacion final.docx
@@ -753,7 +753,7 @@
           <w:color w:val="4A4A49"/>
           <w:sz w:val="22"/>
         </w:rPr>
-        <w:t>Todo eso va en el informe final de la sesión 16.</w:t>
+        <w:t>Todo eso va en el informe final de la Clase 16.</w:t>
       </w:r>
     </w:p>
     <w:p>
@@ -2852,7 +2852,7 @@
           <w:color w:val="4A4A49"/>
           <w:sz w:val="22"/>
         </w:rPr>
-        <w:t xml:space="preserve"> la demostración es el tramo de 3 minutos, un tercio de la presentación y 25 de los 100 puntos de la rúbrica de la sesión 15. Un equipo que no puede mostrar su prototipo porque «no cargó» </w:t>
+        <w:t xml:space="preserve"> la demostración es el tramo de 3 minutos, un tercio de la presentación y 25 de los 100 puntos de la rúbrica de la Clase 15. Un equipo que no puede mostrar su prototipo porque «no cargó» </w:t>
       </w:r>
       <w:r>
         <w:rPr>
@@ -2936,7 +2936,7 @@
           <w:color w:val="4A4A49"/>
           <w:sz w:val="22"/>
         </w:rPr>
-        <w:t xml:space="preserve"> — después no hay tiempo y en la sesión 15 es tarde. Un equipo que dice «lo hacemos en casa» vale 0 en este bloque, y conviene decirlo sin dramatismo: es la parte más fácil de los cien puntos del día.</w:t>
+        <w:t xml:space="preserve"> — después no hay tiempo y en la Clase 15 es tarde. Un equipo que dice «lo hacemos en casa» vale 0 en este bloque, y conviene decirlo sin dramatismo: es la parte más fácil de los cien puntos del día.</w:t>
       </w:r>
     </w:p>
     <w:p>
@@ -3583,7 +3583,7 @@
           <w:color w:val="4A4A49"/>
           <w:sz w:val="22"/>
         </w:rPr>
-        <w:t xml:space="preserve"> → Es la parte más fácil de los cien puntos del día y la que se olvida siempre. En la sesión 15 ya es tarde. El PDF y las capturas en la carpeta hoy, antes de salir, y el acuerdo de quién comparte pantalla.</w:t>
+        <w:t xml:space="preserve"> → Es la parte más fácil de los cien puntos del día y la que se olvida siempre. En la Clase 15 ya es tarde. El PDF y las capturas en la carpeta hoy, antes de salir, y el acuerdo de quién comparte pantalla.</w:t>
       </w:r>
     </w:p>
     <w:p>
@@ -3638,7 +3638,7 @@
           <w:color w:val="4A4A49"/>
           <w:sz w:val="22"/>
         </w:rPr>
-        <w:t xml:space="preserve"> — es la misma operación del alcance mínimo de la sesión 8, aplicada al tiempo en vez del producto, y es una habilidad que van a usar en cada sustentación de su carrera. Cierre con los dos datos que importan: la exposición de la sesión 15 vale el </w:t>
+        <w:t xml:space="preserve"> — es la misma operación del alcance mínimo de la sesión 8, aplicada al tiempo en vez del producto, y es una habilidad que van a usar en cada sustentación de su carrera. Cierre con los dos datos que importan: la exposición de la Clase 15 vale el </w:t>
       </w:r>
       <w:r>
         <w:rPr>
@@ -3670,7 +3670,7 @@
           <w:color w:val="4A4A49"/>
           <w:sz w:val="22"/>
         </w:rPr>
-        <w:t xml:space="preserve">; quien no ensaye completo, hablando y con cronómetro, se va a pasar. Y recuerde que el informe final de la sesión 16 vale el </w:t>
+        <w:t xml:space="preserve">; quien no ensaye completo, hablando y con cronómetro, se va a pasar. Y recuerde que el informe final de la Clase 16 vale el </w:t>
       </w:r>
       <w:r>
         <w:rPr>
@@ -3781,7 +3781,7 @@
           <w:color w:val="4A4A49"/>
           <w:sz w:val="22"/>
         </w:rPr>
-        <w:t>sesión 12</w:t>
+        <w:t>Clase 12</w:t>
       </w:r>
       <w:r>
         <w:rPr>
@@ -3797,7 +3797,7 @@
           <w:color w:val="4A4A49"/>
           <w:sz w:val="22"/>
         </w:rPr>
-        <w:t>sesión 13</w:t>
+        <w:t>Clase 13</w:t>
       </w:r>
       <w:r>
         <w:rPr>
@@ -3813,7 +3813,7 @@
           <w:color w:val="4A4A49"/>
           <w:sz w:val="22"/>
         </w:rPr>
-        <w:t>sesión 15</w:t>
+        <w:t>Clase 15</w:t>
       </w:r>
       <w:r>
         <w:rPr>
@@ -3829,7 +3829,7 @@
           <w:color w:val="4A4A49"/>
           <w:sz w:val="22"/>
         </w:rPr>
-        <w:t>informe final de la sesión 16</w:t>
+        <w:t>informe final de la Clase 16</w:t>
       </w:r>
       <w:r>
         <w:rPr>
